--- a/Administratif/Borang_2_Pendaftaran_Seminar_TA/21. [Form TA 05] Formulir Pengajuan Seminar TA.docx
+++ b/Administratif/Borang_2_Pendaftaran_Seminar_TA/21. [Form TA 05] Formulir Pengajuan Seminar TA.docx
@@ -543,7 +543,25 @@
           <w:sz w:val="24"/>
           <w:lang w:val="en-US"/>
         </w:rPr>
-        <w:t>15 Juni 2020</w:t>
+        <w:t>1</w:t>
+      </w:r>
+      <w:r>
+        <w:rPr>
+          <w:rFonts w:ascii="Times New Roman" w:hAnsi="Times New Roman" w:cs="Calibri"/>
+          <w:color w:val="000000"/>
+          <w:sz w:val="24"/>
+          <w:lang w:val="en-US"/>
+        </w:rPr>
+        <w:t>8</w:t>
+      </w:r>
+      <w:r>
+        <w:rPr>
+          <w:rFonts w:ascii="Times New Roman" w:hAnsi="Times New Roman" w:cs="Calibri"/>
+          <w:color w:val="000000"/>
+          <w:sz w:val="24"/>
+          <w:lang w:val="en-US"/>
+        </w:rPr>
+        <w:t xml:space="preserve"> Juni 2020</w:t>
       </w:r>
     </w:p>
     <w:p>
